--- a/dokumenter/Arbeidsfordeling.docx
+++ b/dokumenter/Arbeidsfordeling.docx
@@ -14,6 +14,15 @@
     </w:p>
     <w:sdt>
       <w:sdtPr>
+        <w:rPr>
+          <w:rFonts w:asciiTheme="minorHAnsi" w:eastAsiaTheme="minorHAnsi" w:hAnsiTheme="minorHAnsi" w:cstheme="minorBidi"/>
+          <w:color w:val="auto"/>
+          <w:kern w:val="2"/>
+          <w:sz w:val="24"/>
+          <w:szCs w:val="24"/>
+          <w:lang w:eastAsia="en-US"/>
+          <w14:ligatures w14:val="standardContextual"/>
+        </w:rPr>
         <w:id w:val="-855580067"/>
         <w:docPartObj>
           <w:docPartGallery w:val="Table of Contents"/>
@@ -22,15 +31,8 @@
       </w:sdtPr>
       <w:sdtEndPr>
         <w:rPr>
-          <w:rFonts w:asciiTheme="minorHAnsi" w:eastAsiaTheme="minorHAnsi" w:hAnsiTheme="minorHAnsi" w:cstheme="minorBidi"/>
           <w:b/>
           <w:bCs/>
-          <w:color w:val="auto"/>
-          <w:kern w:val="2"/>
-          <w:sz w:val="24"/>
-          <w:szCs w:val="24"/>
-          <w:lang w:eastAsia="en-US"/>
-          <w14:ligatures w14:val="standardContextual"/>
         </w:rPr>
       </w:sdtEndPr>
       <w:sdtContent>
@@ -839,13 +841,8 @@
         <w:pStyle w:val="Overskrift3"/>
       </w:pPr>
       <w:bookmarkStart w:id="2" w:name="_Toc224903053"/>
-      <w:proofErr w:type="spellStart"/>
-      <w:r>
-        <w:t>Backend</w:t>
-      </w:r>
-      <w:proofErr w:type="spellEnd"/>
-      <w:r>
-        <w:t>:</w:t>
+      <w:r>
+        <w:t>Backend:</w:t>
       </w:r>
       <w:bookmarkEnd w:id="2"/>
     </w:p>
@@ -857,11 +854,9 @@
           <w:numId w:val="2"/>
         </w:numPr>
       </w:pPr>
-      <w:proofErr w:type="spellStart"/>
       <w:r>
         <w:t>contact_create.php</w:t>
       </w:r>
-      <w:proofErr w:type="spellEnd"/>
     </w:p>
     <w:p>
       <w:pPr>
@@ -871,17 +866,9 @@
           <w:numId w:val="2"/>
         </w:numPr>
       </w:pPr>
-      <w:proofErr w:type="spellStart"/>
-      <w:r>
-        <w:t>contact_create</w:t>
-      </w:r>
-      <w:r>
-        <w:t>_bekreft</w:t>
-      </w:r>
-      <w:r>
-        <w:t>.php</w:t>
-      </w:r>
-      <w:proofErr w:type="spellEnd"/>
+      <w:r>
+        <w:t>contact_create_bekreft.php</w:t>
+      </w:r>
     </w:p>
     <w:p>
       <w:pPr>
@@ -892,13 +879,8 @@
         </w:numPr>
       </w:pPr>
       <w:r>
-        <w:t xml:space="preserve">starta på </w:t>
-      </w:r>
-      <w:proofErr w:type="spellStart"/>
-      <w:r>
-        <w:t>concact_delete.php</w:t>
-      </w:r>
-      <w:proofErr w:type="spellEnd"/>
+        <w:t>starta på concact_delete.php</w:t>
+      </w:r>
     </w:p>
     <w:p>
       <w:pPr>
@@ -909,13 +891,8 @@
         </w:numPr>
       </w:pPr>
       <w:r>
-        <w:t xml:space="preserve">starta på </w:t>
-      </w:r>
-      <w:proofErr w:type="spellStart"/>
-      <w:r>
-        <w:t>concact_delete_bekreft</w:t>
-      </w:r>
-      <w:proofErr w:type="spellEnd"/>
+        <w:t>starta på concact_delete_bekreft</w:t>
+      </w:r>
     </w:p>
     <w:p>
       <w:pPr>
@@ -925,11 +902,9 @@
           <w:numId w:val="2"/>
         </w:numPr>
       </w:pPr>
-      <w:proofErr w:type="spellStart"/>
       <w:r>
         <w:t>custumer_create.php</w:t>
       </w:r>
-      <w:proofErr w:type="spellEnd"/>
     </w:p>
     <w:p>
       <w:pPr>
@@ -939,24 +914,17 @@
           <w:numId w:val="2"/>
         </w:numPr>
       </w:pPr>
-      <w:proofErr w:type="spellStart"/>
       <w:r>
         <w:t>custumer_create_bekreft.php</w:t>
       </w:r>
-      <w:proofErr w:type="spellEnd"/>
     </w:p>
     <w:p>
       <w:pPr>
         <w:pStyle w:val="Overskrift3"/>
       </w:pPr>
       <w:bookmarkStart w:id="3" w:name="_Toc224903054"/>
-      <w:proofErr w:type="spellStart"/>
-      <w:r>
-        <w:t>Frontend</w:t>
-      </w:r>
-      <w:proofErr w:type="spellEnd"/>
-      <w:r>
-        <w:t>:</w:t>
+      <w:r>
+        <w:t>Frontend:</w:t>
       </w:r>
       <w:bookmarkEnd w:id="3"/>
     </w:p>
@@ -968,11 +936,9 @@
           <w:numId w:val="4"/>
         </w:numPr>
       </w:pPr>
-      <w:proofErr w:type="spellStart"/>
       <w:r>
         <w:t>connect.php</w:t>
       </w:r>
-      <w:proofErr w:type="spellEnd"/>
     </w:p>
     <w:p>
       <w:pPr>
@@ -982,11 +948,9 @@
           <w:numId w:val="4"/>
         </w:numPr>
       </w:pPr>
-      <w:proofErr w:type="spellStart"/>
       <w:r>
         <w:t>les_kontakt</w:t>
       </w:r>
-      <w:proofErr w:type="spellEnd"/>
     </w:p>
     <w:p>
       <w:pPr>
@@ -996,11 +960,9 @@
           <w:numId w:val="4"/>
         </w:numPr>
       </w:pPr>
-      <w:proofErr w:type="spellStart"/>
       <w:r>
         <w:t>meny.php</w:t>
       </w:r>
-      <w:proofErr w:type="spellEnd"/>
     </w:p>
     <w:p>
       <w:pPr>
@@ -1091,21 +1053,8 @@
           <w:numId w:val="8"/>
         </w:numPr>
       </w:pPr>
-      <w:proofErr w:type="spellStart"/>
-      <w:r>
-        <w:t>Testdata.sql</w:t>
-      </w:r>
-      <w:proofErr w:type="spellEnd"/>
-      <w:r>
-        <w:t xml:space="preserve"> (</w:t>
-      </w:r>
-      <w:proofErr w:type="spellStart"/>
-      <w:r>
-        <w:t>testdata</w:t>
-      </w:r>
-      <w:proofErr w:type="spellEnd"/>
-      <w:r>
-        <w:t xml:space="preserve"> produsert av KI) </w:t>
+      <w:r>
+        <w:t xml:space="preserve">Testdata.sql (testdata produsert av KI) </w:t>
       </w:r>
     </w:p>
     <w:p>
@@ -1113,13 +1062,8 @@
         <w:pStyle w:val="Overskrift3"/>
       </w:pPr>
       <w:bookmarkStart w:id="6" w:name="_Toc224903057"/>
-      <w:proofErr w:type="spellStart"/>
-      <w:r>
-        <w:t>Backend</w:t>
-      </w:r>
-      <w:proofErr w:type="spellEnd"/>
-      <w:r>
-        <w:t>:</w:t>
+      <w:r>
+        <w:t>Backend:</w:t>
       </w:r>
       <w:bookmarkEnd w:id="6"/>
     </w:p>
@@ -1131,11 +1075,9 @@
           <w:numId w:val="5"/>
         </w:numPr>
       </w:pPr>
-      <w:proofErr w:type="spellStart"/>
       <w:r>
         <w:t>contact_create.php</w:t>
       </w:r>
-      <w:proofErr w:type="spellEnd"/>
     </w:p>
     <w:p>
       <w:pPr>
@@ -1145,11 +1087,9 @@
           <w:numId w:val="5"/>
         </w:numPr>
       </w:pPr>
-      <w:proofErr w:type="spellStart"/>
       <w:r>
         <w:t>contact_create_bekreft.php</w:t>
       </w:r>
-      <w:proofErr w:type="spellEnd"/>
     </w:p>
     <w:p>
       <w:pPr>
@@ -1159,11 +1099,9 @@
           <w:numId w:val="5"/>
         </w:numPr>
       </w:pPr>
-      <w:proofErr w:type="spellStart"/>
       <w:r>
         <w:t>contact_delete.php</w:t>
       </w:r>
-      <w:proofErr w:type="spellEnd"/>
     </w:p>
     <w:p>
       <w:pPr>
@@ -1173,11 +1111,9 @@
           <w:numId w:val="5"/>
         </w:numPr>
       </w:pPr>
-      <w:proofErr w:type="spellStart"/>
       <w:r>
         <w:t>custumer_delete.php</w:t>
       </w:r>
-      <w:proofErr w:type="spellEnd"/>
     </w:p>
     <w:p>
       <w:pPr>
@@ -1187,11 +1123,9 @@
           <w:numId w:val="5"/>
         </w:numPr>
       </w:pPr>
-      <w:proofErr w:type="spellStart"/>
       <w:r>
         <w:t>custumer_delete_bekreft.pfp</w:t>
       </w:r>
-      <w:proofErr w:type="spellEnd"/>
     </w:p>
     <w:p>
       <w:pPr>
@@ -1201,11 +1135,9 @@
           <w:numId w:val="5"/>
         </w:numPr>
       </w:pPr>
-      <w:proofErr w:type="spellStart"/>
       <w:r>
         <w:t>custumer_update_bekreft.php</w:t>
       </w:r>
-      <w:proofErr w:type="spellEnd"/>
     </w:p>
     <w:p>
       <w:pPr>
@@ -1215,24 +1147,17 @@
           <w:numId w:val="5"/>
         </w:numPr>
       </w:pPr>
-      <w:proofErr w:type="spellStart"/>
       <w:r>
         <w:t>custumer_update.php</w:t>
       </w:r>
-      <w:proofErr w:type="spellEnd"/>
     </w:p>
     <w:p>
       <w:pPr>
         <w:pStyle w:val="Overskrift3"/>
       </w:pPr>
       <w:bookmarkStart w:id="7" w:name="_Toc224903058"/>
-      <w:proofErr w:type="spellStart"/>
-      <w:r>
-        <w:t>Frontend</w:t>
-      </w:r>
-      <w:proofErr w:type="spellEnd"/>
-      <w:r>
-        <w:t>:</w:t>
+      <w:r>
+        <w:t>Frontend:</w:t>
       </w:r>
       <w:bookmarkEnd w:id="7"/>
     </w:p>
@@ -1244,11 +1169,9 @@
           <w:numId w:val="11"/>
         </w:numPr>
       </w:pPr>
-      <w:proofErr w:type="spellStart"/>
       <w:r>
         <w:t>les_custumer</w:t>
       </w:r>
-      <w:proofErr w:type="spellEnd"/>
     </w:p>
     <w:p>
       <w:pPr>
@@ -1264,13 +1187,8 @@
         </w:rPr>
       </w:pPr>
       <w:r>
-        <w:t xml:space="preserve">fiksa links i </w:t>
-      </w:r>
-      <w:proofErr w:type="spellStart"/>
-      <w:r>
-        <w:t>meny.php</w:t>
-      </w:r>
-      <w:proofErr w:type="spellEnd"/>
+        <w:t>fiksa links i meny.php</w:t>
+      </w:r>
     </w:p>
     <w:p>
       <w:pPr>
@@ -1300,13 +1218,8 @@
         <w:pStyle w:val="Overskrift3"/>
       </w:pPr>
       <w:bookmarkStart w:id="9" w:name="_Toc224903060"/>
-      <w:proofErr w:type="spellStart"/>
-      <w:r>
-        <w:t>Frontend</w:t>
-      </w:r>
-      <w:proofErr w:type="spellEnd"/>
-      <w:r>
-        <w:t>:</w:t>
+      <w:r>
+        <w:t>Frontend:</w:t>
       </w:r>
       <w:bookmarkEnd w:id="9"/>
     </w:p>
@@ -1319,21 +1232,8 @@
         </w:numPr>
       </w:pPr>
       <w:r>
-        <w:t xml:space="preserve">la til </w:t>
-      </w:r>
-      <w:proofErr w:type="spellStart"/>
-      <w:r>
-        <w:t>dropbar</w:t>
-      </w:r>
-      <w:proofErr w:type="spellEnd"/>
-      <w:r>
-        <w:t xml:space="preserve"> på </w:t>
-      </w:r>
-      <w:proofErr w:type="spellStart"/>
-      <w:r>
-        <w:t>les_custumer</w:t>
-      </w:r>
-      <w:proofErr w:type="spellEnd"/>
+        <w:t>la til dropbar på les_custumer</w:t>
+      </w:r>
     </w:p>
     <w:p>
       <w:pPr>
@@ -1355,11 +1255,9 @@
           <w:numId w:val="6"/>
         </w:numPr>
       </w:pPr>
-      <w:proofErr w:type="spellStart"/>
       <w:r>
         <w:t>index.php</w:t>
       </w:r>
-      <w:proofErr w:type="spellEnd"/>
     </w:p>
     <w:p>
       <w:pPr>
@@ -1381,6 +1279,24 @@
       </w:pPr>
       <w:r>
         <w:t>lagde dokumentasjon</w:t>
+      </w:r>
+    </w:p>
+    <w:p>
+      <w:pPr>
+        <w:pStyle w:val="Listeavsnitt"/>
+        <w:numPr>
+          <w:ilvl w:val="0"/>
+          <w:numId w:val="9"/>
+        </w:numPr>
+      </w:pPr>
+      <w:r>
+        <w:t>lagde «</w:t>
+      </w:r>
+      <w:r>
+        <w:t>CRM_GR1_Innlevering</w:t>
+      </w:r>
+      <w:r>
+        <w:t>.docx»</w:t>
       </w:r>
     </w:p>
     <w:sectPr>
